--- a/RFI-Docs/20231125 Psychedelics Summary for SECVA_final 11.26[9].docx
+++ b/RFI-Docs/20231125 Psychedelics Summary for SECVA_final 11.26[9].docx
@@ -4,7 +4,121 @@
   <w:body>
     <w:p>
       <w:pPr>
-        <w:jc w:val="center"/>
+        <w:jc w:val="left"/>
+      </w:pPr>
+      <w:r>
+        <w:rPr>
+          <w:color w:val="646464"/>
+          <w:sz w:val="18"/>
+        </w:rPr>
+        <w:t>Document: 20231125 Psychedelics Summary for SECVA_final 11.26[9].docx</w:t>
+      </w:r>
+    </w:p>
+    <w:p>
+      <w:pPr>
+        <w:jc w:val="left"/>
+      </w:pPr>
+      <w:r>
+        <w:rPr>
+          <w:color w:val="646464"/>
+          <w:sz w:val="18"/>
+        </w:rPr>
+        <w:t>Title: 11-25-23: Research on Treating Mental Health Conditions with Psychedelic-Assisted Psychotherapy</w:t>
+      </w:r>
+    </w:p>
+    <w:p>
+      <w:pPr>
+        <w:jc w:val="left"/>
+      </w:pPr>
+      <w:r>
+        <w:rPr>
+          <w:color w:val="646464"/>
+          <w:sz w:val="18"/>
+        </w:rPr>
+        <w:t>Topic: Psychedelics | Type: Talking Points</w:t>
+      </w:r>
+    </w:p>
+    <w:p>
+      <w:pPr>
+        <w:jc w:val="left"/>
+      </w:pPr>
+      <w:r>
+        <w:rPr>
+          <w:color w:val="646464"/>
+          <w:sz w:val="18"/>
+        </w:rPr>
+        <w:t>Created: 2024-04-02 | By: Bartlinski, David</w:t>
+      </w:r>
+    </w:p>
+    <w:p>
+      <w:pPr>
+        <w:jc w:val="left"/>
+      </w:pPr>
+      <w:r>
+        <w:rPr>
+          <w:color w:val="646464"/>
+          <w:sz w:val="18"/>
+        </w:rPr>
+        <w:t>Modified: 2024-07-19 | By: Richman, Michael (VACO)</w:t>
+      </w:r>
+    </w:p>
+    <w:p>
+      <w:pPr>
+        <w:jc w:val="left"/>
+      </w:pPr>
+      <w:r>
+        <w:rPr>
+          <w:color w:val="C8C8C8"/>
+          <w:sz w:val="16"/>
+        </w:rPr>
+        <w:t>────────────────────────────────────────────────────────────────────────────────</w:t>
+      </w:r>
+    </w:p>
+    <w:p>
+      <w:pPr>
+        <w:jc w:val="left"/>
+      </w:pPr>
+      <w:r/>
+    </w:p>
+    <w:p>
+      <w:pPr>
+        <w:jc w:val="left"/>
+      </w:pPr>
+      <w:r>
+        <w:rPr>
+          <w:color w:val="646464"/>
+          <w:sz w:val="18"/>
+        </w:rPr>
+        <w:t>Topic: Psychedelics | Type: Talking Points</w:t>
+      </w:r>
+    </w:p>
+    <w:p>
+      <w:pPr>
+        <w:jc w:val="left"/>
+      </w:pPr>
+      <w:r>
+        <w:rPr>
+          <w:color w:val="646464"/>
+          <w:sz w:val="18"/>
+        </w:rPr>
+        <w:t>Created: 2024-04-02 | By: Bartlinski, David</w:t>
+      </w:r>
+    </w:p>
+    <w:p>
+      <w:pPr>
+        <w:jc w:val="left"/>
+      </w:pPr>
+      <w:r>
+        <w:rPr>
+          <w:color w:val="646464"/>
+          <w:sz w:val="18"/>
+        </w:rPr>
+        <w:t>Modified: 2024-07-19 | By: Richman, Michael (VACO)</w:t>
+      </w:r>
+    </w:p>
+    <w:p>
+      <w:pPr>
+        <w:jc w:val="left"/>
         <w:rPr>
           <w:rFonts w:ascii="Arial" w:hAnsi="Arial" w:cs="Arial"/>
           <w:b/>
@@ -15,56 +129,24 @@
       </w:pPr>
       <w:r>
         <w:rPr>
+          <w:color w:val="C8C8C8"/>
+          <w:sz w:val="16"/>
+        </w:rPr>
+        <w:t>────────────────────────────────────────────────────────────────────────────────</w:t>
+      </w:r>
+    </w:p>
+    <w:p>
+      <w:pPr>
+        <w:jc w:val="center"/>
+        <w:rPr>
           <w:rFonts w:ascii="Arial" w:hAnsi="Arial" w:cs="Arial"/>
           <w:b/>
           <w:bCs/>
           <w:sz w:val="22"/>
           <w:szCs w:val="22"/>
         </w:rPr>
-        <w:t xml:space="preserve">Research on Treating Mental Health Conditions with </w:t>
-      </w:r>
-    </w:p>
-    <w:p>
-      <w:pPr>
-        <w:jc w:val="center"/>
-        <w:rPr>
-          <w:rFonts w:ascii="Arial" w:hAnsi="Arial" w:cs="Arial"/>
-          <w:b/>
-          <w:bCs/>
-          <w:sz w:val="22"/>
-          <w:szCs w:val="22"/>
-        </w:rPr>
-      </w:pPr>
-      <w:r>
-        <w:rPr>
-          <w:rFonts w:ascii="Arial" w:hAnsi="Arial" w:cs="Arial"/>
-          <w:b/>
-          <w:bCs/>
-          <w:sz w:val="22"/>
-          <w:szCs w:val="22"/>
-        </w:rPr>
-        <w:t>Psychedelic-</w:t>
-      </w:r>
-      <w:r>
-        <w:rPr>
-          <w:rFonts w:ascii="Arial" w:hAnsi="Arial" w:cs="Arial"/>
-          <w:b/>
-          <w:bCs/>
-          <w:sz w:val="22"/>
-          <w:szCs w:val="22"/>
-        </w:rPr>
-        <w:t>assisted</w:t>
-      </w:r>
-      <w:r>
-        <w:rPr>
-          <w:rFonts w:ascii="Arial" w:hAnsi="Arial" w:cs="Arial"/>
-          <w:b/>
-          <w:bCs/>
-          <w:sz w:val="22"/>
-          <w:szCs w:val="22"/>
-        </w:rPr>
-        <w:t xml:space="preserve"> Psychotherapy</w:t>
-      </w:r>
+      </w:pPr>
+      <w:r/>
     </w:p>
     <w:p>
       <w:pPr>
